--- a/国债利率曲线研究报告.docx
+++ b/国债利率曲线研究报告.docx
@@ -149,6 +149,10 @@
       <w:pPr>
         <w:spacing w:before="0" w:after="80" w:line="400" w:lineRule="auto"/>
         <w:jc w:val="center"/>
+        <w:rPr>
+          <w:rFonts w:hint="default" w:eastAsia="宋体"/>
+          <w:lang w:val="en-US" w:eastAsia="zh-CN"/>
+        </w:rPr>
       </w:pPr>
       <w:r>
         <w:rPr>
@@ -157,8 +161,39 @@
           <w:sz w:val="26"/>
           <w:szCs w:val="26"/>
         </w:rPr>
-        <w:t>2025年</w:t>
-      </w:r>
+        <w:t>202</w:t>
+      </w:r>
+      <w:r>
+        <w:rPr>
+          <w:rFonts w:hint="eastAsia" w:cs="宋体"/>
+          <w:color w:val="444444"/>
+          <w:sz w:val="26"/>
+          <w:szCs w:val="26"/>
+          <w:lang w:val="en-US" w:eastAsia="zh-CN"/>
+        </w:rPr>
+        <w:t>6</w:t>
+      </w:r>
+      <w:r>
+        <w:rPr>
+          <w:rFonts w:ascii="宋体" w:hAnsi="宋体" w:eastAsia="宋体" w:cs="宋体"/>
+          <w:color w:val="444444"/>
+          <w:sz w:val="26"/>
+          <w:szCs w:val="26"/>
+        </w:rPr>
+        <w:t>年</w:t>
+      </w:r>
+      <w:r>
+        <w:rPr>
+          <w:rFonts w:hint="eastAsia" w:cs="宋体"/>
+          <w:color w:val="444444"/>
+          <w:sz w:val="26"/>
+          <w:szCs w:val="26"/>
+          <w:lang w:val="en-US" w:eastAsia="zh-CN"/>
+        </w:rPr>
+        <w:t xml:space="preserve"> 3月</w:t>
+      </w:r>
+      <w:bookmarkStart w:id="0" w:name="_GoBack"/>
+      <w:bookmarkEnd w:id="0"/>
     </w:p>
     <w:p>
       <w:r>
@@ -478,7 +513,6 @@
             <m:eqArrPr>
               <m:maxDist m:val="1"/>
               <m:ctrlPr>
-                <m:rPr/>
                 <w:rPr>
                   <w:rFonts w:hint="default" w:ascii="Cambria Math" w:hAnsi="Cambria Math" w:eastAsia="Times New Roman" w:cs="Times New Roman"/>
                   <w:i/>
@@ -507,6 +541,7 @@
                 </m:rPr>
                 <w:rPr>
                   <w:rFonts w:hint="default" w:ascii="Times New Roman" w:hAnsi="Times New Roman" w:eastAsia="Times New Roman" w:cs="Times New Roman"/>
+                  <w:b w:val="0"/>
                   <w:i w:val="0"/>
                   <w:sz w:val="24"/>
                   <w:szCs w:val="40"/>
@@ -532,6 +567,7 @@
                 </m:rPr>
                 <w:rPr>
                   <w:rFonts w:hint="default" w:ascii="Times New Roman" w:hAnsi="Times New Roman" w:eastAsia="Times New Roman" w:cs="Times New Roman"/>
+                  <w:b w:val="0"/>
                   <w:i w:val="0"/>
                   <w:sz w:val="24"/>
                   <w:szCs w:val="40"/>
@@ -545,6 +581,7 @@
                 </m:rPr>
                 <w:rPr>
                   <w:rFonts w:hint="default" w:ascii="Times New Roman" w:hAnsi="Times New Roman" w:cs="Times New Roman"/>
+                  <w:b w:val="0"/>
                   <w:i w:val="0"/>
                   <w:sz w:val="24"/>
                   <w:szCs w:val="40"/>
@@ -559,6 +596,7 @@
                 </m:rPr>
                 <w:rPr>
                   <w:rFonts w:hint="default" w:ascii="Times New Roman" w:hAnsi="Times New Roman" w:eastAsia="Times New Roman" w:cs="Times New Roman"/>
+                  <w:b w:val="0"/>
                   <w:i w:val="0"/>
                   <w:sz w:val="24"/>
                   <w:szCs w:val="40"/>
@@ -572,6 +610,7 @@
                 </m:rPr>
                 <w:rPr>
                   <w:rFonts w:hint="default" w:ascii="Times New Roman" w:hAnsi="Times New Roman" w:cs="Times New Roman"/>
+                  <w:b w:val="0"/>
                   <w:i w:val="0"/>
                   <w:sz w:val="24"/>
                   <w:szCs w:val="40"/>
@@ -631,6 +670,7 @@
                     </m:rPr>
                     <w:rPr>
                       <w:rFonts w:hint="default" w:ascii="Times New Roman" w:hAnsi="Times New Roman" w:eastAsia="Times New Roman" w:cs="Times New Roman"/>
+                      <w:b w:val="0"/>
                       <w:i w:val="0"/>
                       <w:sz w:val="24"/>
                       <w:szCs w:val="40"/>
@@ -653,6 +693,7 @@
                 </m:rPr>
                 <w:rPr>
                   <w:rFonts w:hint="default" w:ascii="Cambria Math" w:hAnsi="Cambria Math" w:cs="Times New Roman"/>
+                  <w:b w:val="0"/>
                   <w:i w:val="0"/>
                   <w:sz w:val="24"/>
                   <w:szCs w:val="40"/>
@@ -667,6 +708,7 @@
                 </m:rPr>
                 <w:rPr>
                   <w:rFonts w:hint="default" w:ascii="Times New Roman" w:hAnsi="Times New Roman" w:eastAsia="Times New Roman" w:cs="Times New Roman"/>
+                  <w:b w:val="0"/>
                   <w:i w:val="0"/>
                   <w:sz w:val="24"/>
                   <w:szCs w:val="40"/>
@@ -680,6 +722,7 @@
                 </m:rPr>
                 <w:rPr>
                   <w:rFonts w:hint="default" w:ascii="Times New Roman" w:hAnsi="Times New Roman" w:cs="Times New Roman"/>
+                  <w:b w:val="0"/>
                   <w:i w:val="0"/>
                   <w:sz w:val="24"/>
                   <w:szCs w:val="40"/>
@@ -726,6 +769,7 @@
                     </m:rPr>
                     <w:rPr>
                       <w:rFonts w:hint="default" w:ascii="Times New Roman" w:hAnsi="Times New Roman" w:eastAsia="Times New Roman" w:cs="Times New Roman"/>
+                      <w:b w:val="0"/>
                       <w:i w:val="0"/>
                       <w:sz w:val="24"/>
                       <w:szCs w:val="40"/>
@@ -760,6 +804,7 @@
                     </m:rPr>
                     <w:rPr>
                       <w:rFonts w:hint="default" w:ascii="Times New Roman" w:hAnsi="Times New Roman" w:eastAsia="Times New Roman" w:cs="Times New Roman"/>
+                      <w:b w:val="0"/>
                       <w:i w:val="0"/>
                       <w:sz w:val="24"/>
                       <w:szCs w:val="40"/>
@@ -805,6 +850,7 @@
                         </m:rPr>
                         <w:rPr>
                           <w:rFonts w:hint="default" w:ascii="Times New Roman" w:hAnsi="Times New Roman" w:eastAsia="Times New Roman" w:cs="Times New Roman"/>
+                          <w:b w:val="0"/>
                           <w:i w:val="0"/>
                           <w:sz w:val="24"/>
                           <w:szCs w:val="40"/>
@@ -869,6 +915,7 @@
                 </m:rPr>
                 <w:rPr>
                   <w:rFonts w:hint="default" w:ascii="Cambria Math" w:hAnsi="Cambria Math" w:cs="Times New Roman"/>
+                  <w:b w:val="0"/>
                   <w:i w:val="0"/>
                   <w:sz w:val="24"/>
                   <w:szCs w:val="40"/>
@@ -883,6 +930,7 @@
                 </m:rPr>
                 <w:rPr>
                   <w:rFonts w:hint="default" w:ascii="Times New Roman" w:hAnsi="Times New Roman" w:eastAsia="Times New Roman" w:cs="Times New Roman"/>
+                  <w:b w:val="0"/>
                   <w:i w:val="0"/>
                   <w:sz w:val="24"/>
                   <w:szCs w:val="40"/>
@@ -896,6 +944,7 @@
                 </m:rPr>
                 <w:rPr>
                   <w:rFonts w:hint="default" w:ascii="Times New Roman" w:hAnsi="Times New Roman" w:cs="Times New Roman"/>
+                  <w:b w:val="0"/>
                   <w:i w:val="0"/>
                   <w:sz w:val="24"/>
                   <w:szCs w:val="40"/>
@@ -942,6 +991,7 @@
                     </m:rPr>
                     <w:rPr>
                       <w:rFonts w:hint="default" w:ascii="Times New Roman" w:hAnsi="Times New Roman" w:eastAsia="Times New Roman" w:cs="Times New Roman"/>
+                      <w:b w:val="0"/>
                       <w:i w:val="0"/>
                       <w:sz w:val="24"/>
                       <w:szCs w:val="40"/>
@@ -988,6 +1038,7 @@
                         </m:rPr>
                         <w:rPr>
                           <w:rFonts w:hint="default" w:ascii="Times New Roman" w:hAnsi="Times New Roman" w:eastAsia="Times New Roman" w:cs="Times New Roman"/>
+                          <w:b w:val="0"/>
                           <w:i w:val="0"/>
                           <w:sz w:val="24"/>
                           <w:szCs w:val="40"/>
@@ -1033,6 +1084,7 @@
                             </m:rPr>
                             <w:rPr>
                               <w:rFonts w:hint="default" w:ascii="Times New Roman" w:hAnsi="Times New Roman" w:eastAsia="Times New Roman" w:cs="Times New Roman"/>
+                              <w:b w:val="0"/>
                               <w:i w:val="0"/>
                               <w:sz w:val="24"/>
                               <w:szCs w:val="40"/>
@@ -1097,6 +1149,7 @@
                     </m:rPr>
                     <w:rPr>
                       <w:rFonts w:hint="default" w:ascii="Cambria Math" w:hAnsi="Cambria Math" w:cs="Times New Roman"/>
+                      <w:b w:val="0"/>
                       <w:i w:val="0"/>
                       <w:sz w:val="24"/>
                       <w:szCs w:val="40"/>
@@ -1111,6 +1164,7 @@
                     </m:rPr>
                     <w:rPr>
                       <w:rFonts w:hint="default" w:ascii="Times New Roman" w:hAnsi="Times New Roman" w:eastAsia="Times New Roman" w:cs="Times New Roman"/>
+                      <w:b w:val="0"/>
                       <w:i w:val="0"/>
                       <w:sz w:val="24"/>
                       <w:szCs w:val="40"/>
@@ -1124,6 +1178,7 @@
                     </m:rPr>
                     <w:rPr>
                       <w:rFonts w:hint="default" w:ascii="Times New Roman" w:hAnsi="Times New Roman" w:cs="Times New Roman"/>
+                      <w:b w:val="0"/>
                       <w:i w:val="0"/>
                       <w:sz w:val="24"/>
                       <w:szCs w:val="40"/>
@@ -1170,6 +1225,7 @@
                         </m:rPr>
                         <w:rPr>
                           <w:rFonts w:hint="default" w:ascii="Times New Roman" w:hAnsi="Times New Roman" w:eastAsia="Times New Roman" w:cs="Times New Roman"/>
+                          <w:b w:val="0"/>
                           <w:i w:val="0"/>
                           <w:sz w:val="24"/>
                           <w:szCs w:val="40"/>
@@ -1218,7 +1274,6 @@
                 <m:t>#</m:t>
               </m:r>
               <m:ctrlPr>
-                <m:rPr/>
                 <w:rPr>
                   <w:rFonts w:hint="default" w:ascii="Cambria Math" w:hAnsi="Cambria Math" w:eastAsia="Times New Roman" w:cs="Times New Roman"/>
                   <w:i/>
@@ -1336,6 +1391,7 @@
             </m:rPr>
             <w:rPr>
               <w:rFonts w:hint="default" w:ascii="Cambria Math" w:hAnsi="Cambria Math" w:cs="Times New Roman"/>
+              <w:b w:val="0"/>
               <w:i w:val="0"/>
               <w:sz w:val="24"/>
               <w:szCs w:val="40"/>
@@ -1350,6 +1406,7 @@
             </m:rPr>
             <w:rPr>
               <w:rFonts w:hint="default" w:ascii="Times New Roman" w:hAnsi="Times New Roman" w:eastAsia="Times New Roman" w:cs="Times New Roman"/>
+              <w:b w:val="0"/>
               <w:i w:val="0"/>
               <w:sz w:val="24"/>
               <w:szCs w:val="40"/>
@@ -1363,6 +1420,7 @@
             </m:rPr>
             <w:rPr>
               <w:rFonts w:hint="default" w:ascii="Times New Roman" w:hAnsi="Times New Roman" w:cs="Times New Roman"/>
+              <w:b w:val="0"/>
               <w:i w:val="0"/>
               <w:sz w:val="24"/>
               <w:szCs w:val="40"/>
@@ -1442,6 +1500,7 @@
             </m:rPr>
             <w:rPr>
               <w:rFonts w:hint="default" w:ascii="Cambria Math" w:hAnsi="Cambria Math" w:cs="Times New Roman"/>
+              <w:b w:val="0"/>
               <w:i w:val="0"/>
               <w:sz w:val="24"/>
               <w:szCs w:val="40"/>
@@ -1456,6 +1515,7 @@
             </m:rPr>
             <w:rPr>
               <w:rFonts w:hint="default" w:ascii="Times New Roman" w:hAnsi="Times New Roman" w:eastAsia="Times New Roman" w:cs="Times New Roman"/>
+              <w:b w:val="0"/>
               <w:i w:val="0"/>
               <w:sz w:val="24"/>
               <w:szCs w:val="40"/>
@@ -1535,6 +1595,7 @@
             </m:rPr>
             <w:rPr>
               <w:rFonts w:hint="default" w:ascii="Times New Roman" w:hAnsi="Times New Roman" w:eastAsia="Times New Roman" w:cs="Times New Roman"/>
+              <w:b w:val="0"/>
               <w:i w:val="0"/>
               <w:sz w:val="24"/>
               <w:szCs w:val="40"/>
@@ -1601,6 +1662,7 @@
             </m:rPr>
             <w:rPr>
               <w:rFonts w:hint="default" w:ascii="Cambria Math" w:hAnsi="Cambria Math" w:cs="Times New Roman"/>
+              <w:b w:val="0"/>
               <w:i w:val="0"/>
               <w:sz w:val="24"/>
               <w:szCs w:val="40"/>
@@ -1615,6 +1677,7 @@
             </m:rPr>
             <w:rPr>
               <w:rFonts w:hint="default" w:ascii="Times New Roman" w:hAnsi="Times New Roman" w:eastAsia="Times New Roman" w:cs="Times New Roman"/>
+              <w:b w:val="0"/>
               <w:i w:val="0"/>
               <w:sz w:val="24"/>
               <w:szCs w:val="40"/>
@@ -1641,6 +1704,7 @@
             </m:rPr>
             <w:rPr>
               <w:rFonts w:hint="default" w:ascii="Times New Roman" w:hAnsi="Times New Roman" w:eastAsia="Times New Roman" w:cs="Times New Roman"/>
+              <w:b w:val="0"/>
               <w:i w:val="0"/>
               <w:sz w:val="24"/>
               <w:szCs w:val="40"/>
@@ -1707,6 +1771,7 @@
                 </m:rPr>
                 <w:rPr>
                   <w:rFonts w:hint="default" w:ascii="Times New Roman" w:hAnsi="Times New Roman" w:eastAsia="Times New Roman" w:cs="Times New Roman"/>
+                  <w:b w:val="0"/>
                   <w:i w:val="0"/>
                   <w:sz w:val="24"/>
                   <w:szCs w:val="40"/>
@@ -1782,6 +1847,7 @@
             </m:rPr>
             <w:rPr>
               <w:rFonts w:hint="default" w:ascii="Times New Roman" w:hAnsi="Times New Roman" w:eastAsia="Times New Roman" w:cs="Times New Roman"/>
+              <w:b w:val="0"/>
               <w:i w:val="0"/>
               <w:sz w:val="24"/>
               <w:szCs w:val="40"/>
@@ -1861,6 +1927,7 @@
             </m:rPr>
             <w:rPr>
               <w:rFonts w:hint="default" w:ascii="Cambria Math" w:hAnsi="Cambria Math" w:cs="Times New Roman"/>
+              <w:b w:val="0"/>
               <w:i w:val="0"/>
               <w:sz w:val="24"/>
               <w:szCs w:val="40"/>
@@ -1875,6 +1942,7 @@
             </m:rPr>
             <w:rPr>
               <w:rFonts w:hint="default" w:ascii="Times New Roman" w:hAnsi="Times New Roman" w:eastAsia="Times New Roman" w:cs="Times New Roman"/>
+              <w:b w:val="0"/>
               <w:i w:val="0"/>
               <w:sz w:val="24"/>
               <w:szCs w:val="40"/>
@@ -1888,6 +1956,7 @@
             </m:rPr>
             <w:rPr>
               <w:rFonts w:hint="default" w:ascii="Times New Roman" w:hAnsi="Times New Roman" w:cs="Times New Roman"/>
+              <w:b w:val="0"/>
               <w:i w:val="0"/>
               <w:sz w:val="24"/>
               <w:szCs w:val="40"/>
@@ -1946,6 +2015,7 @@
                 </m:rPr>
                 <w:rPr>
                   <w:rFonts w:hint="default" w:ascii="Times New Roman" w:hAnsi="Times New Roman" w:eastAsia="Times New Roman" w:cs="Times New Roman"/>
+                  <w:b w:val="0"/>
                   <w:i w:val="0"/>
                   <w:sz w:val="24"/>
                   <w:szCs w:val="40"/>
@@ -1968,6 +2038,7 @@
             </m:rPr>
             <w:rPr>
               <w:rFonts w:hint="default" w:ascii="Cambria Math" w:hAnsi="Cambria Math" w:cs="Times New Roman"/>
+              <w:b w:val="0"/>
               <w:i w:val="0"/>
               <w:sz w:val="24"/>
               <w:szCs w:val="40"/>
@@ -1982,6 +2053,7 @@
             </m:rPr>
             <w:rPr>
               <w:rFonts w:hint="default" w:ascii="Times New Roman" w:hAnsi="Times New Roman" w:eastAsia="Times New Roman" w:cs="Times New Roman"/>
+              <w:b w:val="0"/>
               <w:i w:val="0"/>
               <w:sz w:val="24"/>
               <w:szCs w:val="40"/>
@@ -1995,6 +2067,7 @@
             </m:rPr>
             <w:rPr>
               <w:rFonts w:hint="default" w:ascii="Times New Roman" w:hAnsi="Times New Roman" w:cs="Times New Roman"/>
+              <w:b w:val="0"/>
               <w:i w:val="0"/>
               <w:sz w:val="24"/>
               <w:szCs w:val="40"/>
@@ -2062,6 +2135,7 @@
             </m:rPr>
             <w:rPr>
               <w:rFonts w:hint="default" w:ascii="Times New Roman" w:hAnsi="Times New Roman" w:eastAsia="Times New Roman" w:cs="Times New Roman"/>
+              <w:b w:val="0"/>
               <w:i w:val="0"/>
               <w:sz w:val="24"/>
               <w:szCs w:val="40"/>
@@ -2128,6 +2202,7 @@
             </m:rPr>
             <w:rPr>
               <w:rFonts w:hint="default" w:ascii="Cambria Math" w:hAnsi="Cambria Math" w:cs="Times New Roman"/>
+              <w:b w:val="0"/>
               <w:i w:val="0"/>
               <w:sz w:val="24"/>
               <w:szCs w:val="40"/>
@@ -2142,6 +2217,7 @@
             </m:rPr>
             <w:rPr>
               <w:rFonts w:hint="default" w:ascii="Times New Roman" w:hAnsi="Times New Roman" w:eastAsia="Times New Roman" w:cs="Times New Roman"/>
+              <w:b w:val="0"/>
               <w:i w:val="0"/>
               <w:sz w:val="24"/>
               <w:szCs w:val="40"/>
@@ -2168,6 +2244,7 @@
             </m:rPr>
             <w:rPr>
               <w:rFonts w:hint="default" w:ascii="Times New Roman" w:hAnsi="Times New Roman" w:eastAsia="Times New Roman" w:cs="Times New Roman"/>
+              <w:b w:val="0"/>
               <w:i w:val="0"/>
               <w:sz w:val="24"/>
               <w:szCs w:val="40"/>
@@ -2234,6 +2311,7 @@
                 </m:rPr>
                 <w:rPr>
                   <w:rFonts w:hint="default" w:ascii="Times New Roman" w:hAnsi="Times New Roman" w:eastAsia="Times New Roman" w:cs="Times New Roman"/>
+                  <w:b w:val="0"/>
                   <w:i w:val="0"/>
                   <w:sz w:val="24"/>
                   <w:szCs w:val="40"/>
@@ -2288,6 +2366,7 @@
                 </m:rPr>
                 <w:rPr>
                   <w:rFonts w:hint="default" w:ascii="Times New Roman" w:hAnsi="Times New Roman" w:eastAsia="Times New Roman" w:cs="Times New Roman"/>
+                  <w:b w:val="0"/>
                   <w:i w:val="0"/>
                   <w:sz w:val="24"/>
                   <w:szCs w:val="40"/>
@@ -2310,6 +2389,7 @@
             </m:rPr>
             <w:rPr>
               <w:rFonts w:hint="default" w:ascii="Times New Roman" w:hAnsi="Times New Roman" w:eastAsia="Times New Roman" w:cs="Times New Roman"/>
+              <w:b w:val="0"/>
               <w:i w:val="0"/>
               <w:sz w:val="24"/>
               <w:szCs w:val="40"/>
@@ -2531,6 +2611,7 @@
             </m:rPr>
             <w:rPr>
               <w:rFonts w:hint="default" w:ascii="Times New Roman" w:hAnsi="Times New Roman" w:eastAsia="Times New Roman" w:cs="Times New Roman"/>
+              <w:b w:val="0"/>
               <w:i w:val="0"/>
               <w:sz w:val="24"/>
               <w:szCs w:val="40"/>
@@ -2588,6 +2669,7 @@
                 </m:rPr>
                 <w:rPr>
                   <w:rFonts w:hint="default" w:ascii="Times New Roman" w:hAnsi="Times New Roman" w:cs="Times New Roman"/>
+                  <w:b w:val="0"/>
                   <w:i w:val="0"/>
                   <w:sz w:val="24"/>
                   <w:szCs w:val="40"/>
@@ -2611,6 +2693,7 @@
             </m:rPr>
             <w:rPr>
               <w:rFonts w:hint="default" w:ascii="Times New Roman" w:hAnsi="Times New Roman" w:eastAsia="Times New Roman" w:cs="Times New Roman"/>
+              <w:b w:val="0"/>
               <w:i w:val="0"/>
               <w:sz w:val="24"/>
               <w:szCs w:val="40"/>
@@ -2624,6 +2707,7 @@
             </m:rPr>
             <w:rPr>
               <w:rFonts w:hint="default" w:ascii="Times New Roman" w:hAnsi="Times New Roman" w:cs="Times New Roman"/>
+              <w:b w:val="0"/>
               <w:i w:val="0"/>
               <w:sz w:val="24"/>
               <w:szCs w:val="40"/>
@@ -2682,6 +2766,7 @@
                 </m:rPr>
                 <w:rPr>
                   <w:rFonts w:hint="default" w:ascii="Times New Roman" w:hAnsi="Times New Roman" w:eastAsia="Times New Roman" w:cs="Times New Roman"/>
+                  <w:b w:val="0"/>
                   <w:i w:val="0"/>
                   <w:sz w:val="24"/>
                   <w:szCs w:val="40"/>
@@ -2748,6 +2833,7 @@
                 </m:rPr>
                 <w:rPr>
                   <w:rFonts w:hint="default" w:ascii="Times New Roman" w:hAnsi="Times New Roman" w:eastAsia="Times New Roman" w:cs="Times New Roman"/>
+                  <w:b w:val="0"/>
                   <w:i w:val="0"/>
                   <w:sz w:val="24"/>
                   <w:szCs w:val="40"/>
@@ -2770,6 +2856,7 @@
             </m:rPr>
             <w:rPr>
               <w:rFonts w:hint="default" w:ascii="Cambria Math" w:hAnsi="Cambria Math" w:cs="Times New Roman"/>
+              <w:b w:val="0"/>
               <w:i w:val="0"/>
               <w:sz w:val="24"/>
               <w:szCs w:val="40"/>
@@ -2784,6 +2871,7 @@
             </m:rPr>
             <w:rPr>
               <w:rFonts w:hint="default" w:ascii="Times New Roman" w:hAnsi="Times New Roman" w:eastAsia="Times New Roman" w:cs="Times New Roman"/>
+              <w:b w:val="0"/>
               <w:i w:val="0"/>
               <w:sz w:val="24"/>
               <w:szCs w:val="40"/>
@@ -2823,6 +2911,7 @@
                 </m:rPr>
                 <w:rPr>
                   <w:rFonts w:hint="default" w:ascii="Times New Roman" w:hAnsi="Times New Roman" w:eastAsia="Times New Roman" w:cs="Times New Roman"/>
+                  <w:b w:val="0"/>
                   <w:i w:val="0"/>
                   <w:sz w:val="24"/>
                   <w:szCs w:val="40"/>
@@ -2877,6 +2966,7 @@
                     </m:rPr>
                     <w:rPr>
                       <w:rFonts w:hint="default" w:ascii="Times New Roman" w:hAnsi="Times New Roman" w:eastAsia="Times New Roman" w:cs="Times New Roman"/>
+                      <w:b w:val="0"/>
                       <w:i w:val="0"/>
                       <w:sz w:val="24"/>
                       <w:szCs w:val="40"/>
@@ -2929,6 +3019,7 @@
             </m:rPr>
             <w:rPr>
               <w:rFonts w:hint="default" w:ascii="Times New Roman" w:hAnsi="Times New Roman" w:eastAsia="Times New Roman" w:cs="Times New Roman"/>
+              <w:b w:val="0"/>
               <w:i w:val="0"/>
               <w:sz w:val="24"/>
               <w:szCs w:val="40"/>
@@ -2986,6 +3077,7 @@
                 </m:rPr>
                 <w:rPr>
                   <w:rFonts w:hint="default" w:ascii="Times New Roman" w:hAnsi="Times New Roman" w:eastAsia="Times New Roman" w:cs="Times New Roman"/>
+                  <w:b w:val="0"/>
                   <w:i w:val="0"/>
                   <w:sz w:val="24"/>
                   <w:szCs w:val="40"/>
@@ -3020,6 +3112,7 @@
             </m:rPr>
             <w:rPr>
               <w:rFonts w:hint="default" w:ascii="Cambria Math" w:hAnsi="Cambria Math" w:cs="Times New Roman"/>
+              <w:b w:val="0"/>
               <w:i w:val="0"/>
               <w:sz w:val="24"/>
               <w:szCs w:val="40"/>
@@ -3034,6 +3127,7 @@
             </m:rPr>
             <w:rPr>
               <w:rFonts w:hint="default" w:ascii="Times New Roman" w:hAnsi="Times New Roman" w:eastAsia="Times New Roman" w:cs="Times New Roman"/>
+              <w:b w:val="0"/>
               <w:i w:val="0"/>
               <w:sz w:val="24"/>
               <w:szCs w:val="40"/>
@@ -3047,6 +3141,7 @@
             </m:rPr>
             <w:rPr>
               <w:rFonts w:hint="default" w:ascii="Times New Roman" w:hAnsi="Times New Roman" w:cs="Times New Roman"/>
+              <w:b w:val="0"/>
               <w:i w:val="0"/>
               <w:sz w:val="24"/>
               <w:szCs w:val="40"/>
@@ -3061,6 +3156,7 @@
             </m:rPr>
             <w:rPr>
               <w:rFonts w:hint="default" w:ascii="Times New Roman" w:hAnsi="Times New Roman" w:eastAsia="Times New Roman" w:cs="Times New Roman"/>
+              <w:b w:val="0"/>
               <w:i w:val="0"/>
               <w:sz w:val="24"/>
               <w:szCs w:val="40"/>
@@ -3127,6 +3223,7 @@
             </m:rPr>
             <w:rPr>
               <w:rFonts w:hint="default" w:ascii="Cambria Math" w:hAnsi="Cambria Math" w:cs="Times New Roman"/>
+              <w:b w:val="0"/>
               <w:i w:val="0"/>
               <w:sz w:val="24"/>
               <w:szCs w:val="40"/>
@@ -3141,6 +3238,7 @@
             </m:rPr>
             <w:rPr>
               <w:rFonts w:hint="default" w:ascii="Times New Roman" w:hAnsi="Times New Roman" w:eastAsia="Times New Roman" w:cs="Times New Roman"/>
+              <w:b w:val="0"/>
               <w:i w:val="0"/>
               <w:sz w:val="24"/>
               <w:szCs w:val="40"/>
@@ -3154,6 +3252,7 @@
             </m:rPr>
             <w:rPr>
               <w:rFonts w:hint="default" w:ascii="Times New Roman" w:hAnsi="Times New Roman" w:cs="Times New Roman"/>
+              <w:b w:val="0"/>
               <w:i w:val="0"/>
               <w:sz w:val="24"/>
               <w:szCs w:val="40"/>
@@ -3470,48 +3569,12 @@
           </m:rPr>
           <w:rPr>
             <w:rFonts w:hint="default" w:ascii="Times New Roman" w:hAnsi="Times New Roman" w:eastAsia="宋体" w:cs="Times New Roman"/>
-            <w:sz w:val="24"/>
-            <w:szCs w:val="24"/>
-          </w:rPr>
-          <m:t>OMO</m:t>
-        </m:r>
-        <m:r>
-          <m:rPr>
-            <m:nor/>
-            <m:sty m:val="p"/>
-          </m:rPr>
-          <w:rPr>
-            <w:rFonts w:hint="default" w:ascii="Times New Roman" w:hAnsi="Times New Roman" w:eastAsia="宋体" w:cs="Times New Roman"/>
+            <w:b w:val="0"/>
             <w:i w:val="0"/>
             <w:sz w:val="24"/>
             <w:szCs w:val="24"/>
           </w:rPr>
-          <m:t>7</m:t>
-        </m:r>
-        <m:r>
-          <m:rPr>
-            <m:nor/>
-            <m:sty m:val="p"/>
-          </m:rPr>
-          <w:rPr>
-            <w:rFonts w:hint="default" w:ascii="Times New Roman" w:hAnsi="Times New Roman" w:eastAsia="宋体" w:cs="Times New Roman"/>
-            <w:sz w:val="24"/>
-            <w:szCs w:val="24"/>
-          </w:rPr>
-          <m:t>D</m:t>
-        </m:r>
-        <m:r>
-          <m:rPr>
-            <m:nor/>
-            <m:sty m:val="p"/>
-          </m:rPr>
-          <w:rPr>
-            <w:rFonts w:hint="default" w:ascii="Times New Roman" w:hAnsi="Times New Roman" w:eastAsia="宋体" w:cs="Times New Roman"/>
-            <w:i w:val="0"/>
-            <w:sz w:val="24"/>
-            <w:szCs w:val="24"/>
-          </w:rPr>
-          <m:t>→</m:t>
+          <m:t>OMO7D→</m:t>
         </m:r>
         <m:r>
           <m:rPr>
@@ -3520,6 +3583,7 @@
           </m:rPr>
           <w:rPr>
             <w:rFonts w:hint="default" w:ascii="Times New Roman" w:hAnsi="Times New Roman" w:cs="Times New Roman"/>
+            <w:b w:val="0"/>
             <w:i w:val="0"/>
             <w:sz w:val="24"/>
             <w:szCs w:val="24"/>
@@ -3534,23 +3598,12 @@
           </m:rPr>
           <w:rPr>
             <w:rFonts w:hint="default" w:ascii="Times New Roman" w:hAnsi="Times New Roman" w:eastAsia="宋体" w:cs="Times New Roman"/>
-            <w:sz w:val="24"/>
-            <w:szCs w:val="24"/>
-          </w:rPr>
-          <m:t>DR</m:t>
-        </m:r>
-        <m:r>
-          <m:rPr>
-            <m:nor/>
-            <m:sty m:val="p"/>
-          </m:rPr>
-          <w:rPr>
-            <w:rFonts w:hint="default" w:ascii="Times New Roman" w:hAnsi="Times New Roman" w:eastAsia="宋体" w:cs="Times New Roman"/>
+            <w:b w:val="0"/>
             <w:i w:val="0"/>
             <w:sz w:val="24"/>
             <w:szCs w:val="24"/>
           </w:rPr>
-          <m:t>001→</m:t>
+          <m:t>DR001→</m:t>
         </m:r>
         <m:r>
           <m:rPr>
@@ -3559,6 +3612,7 @@
           </m:rPr>
           <w:rPr>
             <w:rFonts w:hint="default" w:ascii="Times New Roman" w:hAnsi="Times New Roman" w:cs="Times New Roman"/>
+            <w:b w:val="0"/>
             <w:i w:val="0"/>
             <w:sz w:val="24"/>
             <w:szCs w:val="24"/>
@@ -3573,23 +3627,12 @@
           </m:rPr>
           <w:rPr>
             <w:rFonts w:hint="default" w:ascii="Times New Roman" w:hAnsi="Times New Roman" w:eastAsia="宋体" w:cs="Times New Roman"/>
-            <w:sz w:val="24"/>
-            <w:szCs w:val="24"/>
-          </w:rPr>
-          <m:t>CPI</m:t>
-        </m:r>
-        <m:r>
-          <m:rPr>
-            <m:nor/>
-            <m:sty m:val="p"/>
-          </m:rPr>
-          <w:rPr>
-            <w:rFonts w:hint="default" w:ascii="Times New Roman" w:hAnsi="Times New Roman" w:eastAsia="宋体" w:cs="Times New Roman"/>
+            <w:b w:val="0"/>
             <w:i w:val="0"/>
             <w:sz w:val="24"/>
             <w:szCs w:val="24"/>
           </w:rPr>
-          <m:t>→</m:t>
+          <m:t>CPI→</m:t>
         </m:r>
         <m:r>
           <m:rPr>
@@ -3598,6 +3641,7 @@
           </m:rPr>
           <w:rPr>
             <w:rFonts w:hint="default" w:ascii="Times New Roman" w:hAnsi="Times New Roman" w:cs="Times New Roman"/>
+            <w:b w:val="0"/>
             <w:i w:val="0"/>
             <w:sz w:val="24"/>
             <w:szCs w:val="24"/>
@@ -3612,23 +3656,12 @@
           </m:rPr>
           <w:rPr>
             <w:rFonts w:hint="default" w:ascii="Times New Roman" w:hAnsi="Times New Roman" w:eastAsia="宋体" w:cs="Times New Roman"/>
-            <w:sz w:val="24"/>
-            <w:szCs w:val="24"/>
-          </w:rPr>
-          <m:t>PPI</m:t>
-        </m:r>
-        <m:r>
-          <m:rPr>
-            <m:nor/>
-            <m:sty m:val="p"/>
-          </m:rPr>
-          <w:rPr>
-            <w:rFonts w:hint="default" w:ascii="Times New Roman" w:hAnsi="Times New Roman" w:eastAsia="宋体" w:cs="Times New Roman"/>
+            <w:b w:val="0"/>
             <w:i w:val="0"/>
             <w:sz w:val="24"/>
             <w:szCs w:val="24"/>
           </w:rPr>
-          <m:t>→</m:t>
+          <m:t>PPI→</m:t>
         </m:r>
         <m:r>
           <m:rPr>
@@ -3637,6 +3670,7 @@
           </m:rPr>
           <w:rPr>
             <w:rFonts w:hint="default" w:ascii="Times New Roman" w:hAnsi="Times New Roman" w:cs="Times New Roman"/>
+            <w:b w:val="0"/>
             <w:i w:val="0"/>
             <w:sz w:val="24"/>
             <w:szCs w:val="24"/>
@@ -3651,48 +3685,12 @@
           </m:rPr>
           <w:rPr>
             <w:rFonts w:hint="default" w:ascii="Times New Roman" w:hAnsi="Times New Roman" w:eastAsia="宋体" w:cs="Times New Roman"/>
-            <w:sz w:val="24"/>
-            <w:szCs w:val="24"/>
-          </w:rPr>
-          <m:t>US</m:t>
-        </m:r>
-        <m:r>
-          <m:rPr>
-            <m:nor/>
-            <m:sty m:val="p"/>
-          </m:rPr>
-          <w:rPr>
-            <w:rFonts w:hint="default" w:ascii="Times New Roman" w:hAnsi="Times New Roman" w:eastAsia="宋体" w:cs="Times New Roman"/>
+            <w:b w:val="0"/>
             <w:i w:val="0"/>
             <w:sz w:val="24"/>
             <w:szCs w:val="24"/>
           </w:rPr>
-          <m:t>10</m:t>
-        </m:r>
-        <m:r>
-          <m:rPr>
-            <m:nor/>
-            <m:sty m:val="p"/>
-          </m:rPr>
-          <w:rPr>
-            <w:rFonts w:hint="default" w:ascii="Times New Roman" w:hAnsi="Times New Roman" w:eastAsia="宋体" w:cs="Times New Roman"/>
-            <w:sz w:val="24"/>
-            <w:szCs w:val="24"/>
-          </w:rPr>
-          <m:t>Y</m:t>
-        </m:r>
-        <m:r>
-          <m:rPr>
-            <m:nor/>
-            <m:sty m:val="p"/>
-          </m:rPr>
-          <w:rPr>
-            <w:rFonts w:hint="default" w:ascii="Times New Roman" w:hAnsi="Times New Roman" w:eastAsia="宋体" w:cs="Times New Roman"/>
-            <w:i w:val="0"/>
-            <w:sz w:val="24"/>
-            <w:szCs w:val="24"/>
-          </w:rPr>
-          <m:t>→</m:t>
+          <m:t>US10Y→</m:t>
         </m:r>
         <m:r>
           <m:rPr>
@@ -3701,6 +3699,7 @@
           </m:rPr>
           <w:rPr>
             <w:rFonts w:hint="default" w:ascii="Times New Roman" w:hAnsi="Times New Roman" w:cs="Times New Roman"/>
+            <w:b w:val="0"/>
             <w:i w:val="0"/>
             <w:sz w:val="24"/>
             <w:szCs w:val="24"/>
@@ -3715,23 +3714,12 @@
           </m:rPr>
           <w:rPr>
             <w:rFonts w:hint="default" w:ascii="Times New Roman" w:hAnsi="Times New Roman" w:eastAsia="宋体" w:cs="Times New Roman"/>
-            <w:sz w:val="24"/>
-            <w:szCs w:val="24"/>
-          </w:rPr>
-          <m:t>β</m:t>
-        </m:r>
-        <m:r>
-          <m:rPr>
-            <m:nor/>
-            <m:sty m:val="p"/>
-          </m:rPr>
-          <w:rPr>
-            <w:rFonts w:hint="default" w:ascii="Times New Roman" w:hAnsi="Times New Roman" w:eastAsia="宋体" w:cs="Times New Roman"/>
+            <w:b w:val="0"/>
             <w:i w:val="0"/>
             <w:sz w:val="24"/>
             <w:szCs w:val="24"/>
           </w:rPr>
-          <m:t>₁→</m:t>
+          <m:t>β₁→</m:t>
         </m:r>
         <m:r>
           <m:rPr>
@@ -3740,6 +3728,7 @@
           </m:rPr>
           <w:rPr>
             <w:rFonts w:hint="default" w:ascii="Times New Roman" w:hAnsi="Times New Roman" w:cs="Times New Roman"/>
+            <w:b w:val="0"/>
             <w:i w:val="0"/>
             <w:sz w:val="24"/>
             <w:szCs w:val="24"/>
@@ -3754,23 +3743,12 @@
           </m:rPr>
           <w:rPr>
             <w:rFonts w:hint="default" w:ascii="Times New Roman" w:hAnsi="Times New Roman" w:eastAsia="宋体" w:cs="Times New Roman"/>
-            <w:sz w:val="24"/>
-            <w:szCs w:val="24"/>
-          </w:rPr>
-          <m:t>β</m:t>
-        </m:r>
-        <m:r>
-          <m:rPr>
-            <m:nor/>
-            <m:sty m:val="p"/>
-          </m:rPr>
-          <w:rPr>
-            <w:rFonts w:hint="default" w:ascii="Times New Roman" w:hAnsi="Times New Roman" w:eastAsia="宋体" w:cs="Times New Roman"/>
+            <w:b w:val="0"/>
             <w:i w:val="0"/>
             <w:sz w:val="24"/>
             <w:szCs w:val="24"/>
           </w:rPr>
-          <m:t>₂</m:t>
+          <m:t>β₂</m:t>
         </m:r>
       </m:oMath>
     </w:p>
@@ -8313,7 +8291,6 @@
         <w:spacing w:before="100" w:after="30" w:line="285" w:lineRule="atLeast"/>
         <w:ind w:left="480"/>
         <w:jc w:val="left"/>
-        <m:rPr/>
         <w:rPr>
           <w:rFonts w:hint="default" w:ascii="Times New Roman" w:hAnsi="Times New Roman" w:eastAsia="Consolas" w:cs="Times New Roman"/>
           <w:i w:val="0"/>
@@ -8362,6 +8339,7 @@
                 </m:rPr>
                 <w:rPr>
                   <w:rFonts w:hint="default" w:ascii="Times New Roman" w:hAnsi="Times New Roman" w:eastAsia="Consolas" w:cs="Times New Roman"/>
+                  <w:b w:val="0"/>
                   <w:i w:val="0"/>
                   <w:sz w:val="24"/>
                   <w:szCs w:val="32"/>
@@ -8384,6 +8362,7 @@
             </m:rPr>
             <w:rPr>
               <w:rFonts w:hint="default" w:ascii="Times New Roman" w:hAnsi="Times New Roman" w:eastAsia="Consolas" w:cs="Times New Roman"/>
+              <w:b w:val="0"/>
               <w:i w:val="0"/>
               <w:sz w:val="24"/>
               <w:szCs w:val="32"/>
@@ -8409,6 +8388,7 @@
             </m:rPr>
             <w:rPr>
               <w:rFonts w:hint="default" w:ascii="Times New Roman" w:hAnsi="Times New Roman" w:eastAsia="Consolas" w:cs="Times New Roman"/>
+              <w:b w:val="0"/>
               <w:i w:val="0"/>
               <w:sz w:val="24"/>
               <w:szCs w:val="32"/>
@@ -8434,6 +8414,7 @@
             </m:rPr>
             <w:rPr>
               <w:rFonts w:hint="default" w:ascii="Times New Roman" w:hAnsi="Times New Roman" w:eastAsia="Consolas" w:cs="Times New Roman"/>
+              <w:b w:val="0"/>
               <w:i w:val="0"/>
               <w:sz w:val="24"/>
               <w:szCs w:val="32"/>
@@ -8459,6 +8440,7 @@
             </m:rPr>
             <w:rPr>
               <w:rFonts w:hint="default" w:ascii="Times New Roman" w:hAnsi="Times New Roman" w:eastAsia="Consolas" w:cs="Times New Roman"/>
+              <w:b w:val="0"/>
               <w:i w:val="0"/>
               <w:sz w:val="24"/>
               <w:szCs w:val="32"/>
@@ -8478,7 +8460,6 @@
         <w:spacing w:before="100" w:after="30" w:line="285" w:lineRule="atLeast"/>
         <w:ind w:left="480"/>
         <w:jc w:val="left"/>
-        <m:rPr/>
         <w:rPr>
           <w:rFonts w:hint="default" w:ascii="Times New Roman" w:hAnsi="Times New Roman" w:eastAsia="Consolas" w:cs="Times New Roman"/>
           <w:i w:val="0"/>
@@ -8516,7 +8497,6 @@
         <w:spacing w:before="30" w:after="30" w:line="285" w:lineRule="atLeast"/>
         <w:ind w:left="480"/>
         <w:jc w:val="left"/>
-        <m:rPr/>
         <w:rPr>
           <w:rFonts w:hint="default" w:ascii="Times New Roman" w:hAnsi="Times New Roman" w:eastAsia="Consolas" w:cs="Times New Roman"/>
           <w:i w:val="0"/>
@@ -8565,6 +8545,7 @@
                 </m:rPr>
                 <w:rPr>
                   <w:rFonts w:hint="default" w:ascii="Times New Roman" w:hAnsi="Times New Roman" w:eastAsia="Consolas" w:cs="Times New Roman"/>
+                  <w:b w:val="0"/>
                   <w:i w:val="0"/>
                   <w:sz w:val="24"/>
                   <w:szCs w:val="32"/>
@@ -8587,6 +8568,7 @@
             </m:rPr>
             <w:rPr>
               <w:rFonts w:hint="default" w:ascii="Times New Roman" w:hAnsi="Times New Roman" w:eastAsia="Consolas" w:cs="Times New Roman"/>
+              <w:b w:val="0"/>
               <w:i w:val="0"/>
               <w:sz w:val="24"/>
               <w:szCs w:val="32"/>
@@ -8612,6 +8594,7 @@
             </m:rPr>
             <w:rPr>
               <w:rFonts w:hint="default" w:ascii="Times New Roman" w:hAnsi="Times New Roman" w:eastAsia="Consolas" w:cs="Times New Roman"/>
+              <w:b w:val="0"/>
               <w:i w:val="0"/>
               <w:sz w:val="24"/>
               <w:szCs w:val="32"/>
@@ -8637,6 +8620,7 @@
             </m:rPr>
             <w:rPr>
               <w:rFonts w:hint="default" w:ascii="Times New Roman" w:hAnsi="Times New Roman" w:eastAsia="Consolas" w:cs="Times New Roman"/>
+              <w:b w:val="0"/>
               <w:i w:val="0"/>
               <w:sz w:val="24"/>
               <w:szCs w:val="32"/>
@@ -8662,6 +8646,7 @@
             </m:rPr>
             <w:rPr>
               <w:rFonts w:hint="default" w:ascii="Times New Roman" w:hAnsi="Times New Roman" w:eastAsia="Consolas" w:cs="Times New Roman"/>
+              <w:b w:val="0"/>
               <w:i w:val="0"/>
               <w:sz w:val="24"/>
               <w:szCs w:val="32"/>
@@ -8681,7 +8666,6 @@
         <w:spacing w:before="30" w:after="30" w:line="285" w:lineRule="atLeast"/>
         <w:ind w:left="480"/>
         <w:jc w:val="left"/>
-        <m:rPr/>
         <w:rPr>
           <w:rFonts w:hint="default" w:ascii="Times New Roman" w:hAnsi="Times New Roman" w:eastAsia="Consolas" w:cs="Times New Roman"/>
           <w:i w:val="0"/>
@@ -8746,6 +8730,7 @@
             </m:rPr>
             <w:rPr>
               <w:rFonts w:hint="default" w:ascii="Times New Roman" w:hAnsi="Times New Roman" w:eastAsia="Consolas" w:cs="Times New Roman"/>
+              <w:b w:val="0"/>
               <w:i w:val="0"/>
               <w:sz w:val="24"/>
               <w:szCs w:val="32"/>
@@ -8771,6 +8756,7 @@
             </m:rPr>
             <w:rPr>
               <w:rFonts w:hint="default" w:ascii="Times New Roman" w:hAnsi="Times New Roman" w:eastAsia="Consolas" w:cs="Times New Roman"/>
+              <w:b w:val="0"/>
               <w:i w:val="0"/>
               <w:sz w:val="24"/>
               <w:szCs w:val="32"/>
@@ -8796,6 +8782,7 @@
             </m:rPr>
             <w:rPr>
               <w:rFonts w:hint="default" w:ascii="Times New Roman" w:hAnsi="Times New Roman" w:eastAsia="Consolas" w:cs="Times New Roman"/>
+              <w:b w:val="0"/>
               <w:i w:val="0"/>
               <w:sz w:val="24"/>
               <w:szCs w:val="32"/>
@@ -8821,6 +8808,7 @@
             </m:rPr>
             <w:rPr>
               <w:rFonts w:hint="default" w:ascii="Times New Roman" w:hAnsi="Times New Roman" w:eastAsia="Consolas" w:cs="Times New Roman"/>
+              <w:b w:val="0"/>
               <w:i w:val="0"/>
               <w:sz w:val="24"/>
               <w:szCs w:val="32"/>
@@ -10979,8 +10967,6 @@
         </w:rPr>
         <w:t>第五，中美利率存在短期联动窗口（2—4周），但长期脱鹦，跨境套息策略的时效敎口相对有限。</w:t>
       </w:r>
-      <w:bookmarkStart w:id="0" w:name="_GoBack"/>
-      <w:bookmarkEnd w:id="0"/>
       <w:r>
         <w:rPr>
           <w:rFonts w:hint="default" w:ascii="Times New Roman" w:hAnsi="Times New Roman" w:cs="Times New Roman"/>
@@ -11342,7 +11328,7 @@
     <w:lsdException w:unhideWhenUsed="0" w:uiPriority="0" w:semiHidden="0" w:name="table of figures"/>
     <w:lsdException w:unhideWhenUsed="0" w:uiPriority="0" w:semiHidden="0" w:name="envelope address"/>
     <w:lsdException w:unhideWhenUsed="0" w:uiPriority="0" w:semiHidden="0" w:name="envelope return"/>
-    <w:lsdException w:uiPriority="99" w:name="footnote reference"/>
+    <w:lsdException w:qFormat="1" w:uiPriority="99" w:name="footnote reference"/>
     <w:lsdException w:unhideWhenUsed="0" w:uiPriority="0" w:semiHidden="0" w:name="annotation reference"/>
     <w:lsdException w:unhideWhenUsed="0" w:uiPriority="0" w:semiHidden="0" w:name="line number"/>
     <w:lsdException w:unhideWhenUsed="0" w:uiPriority="0" w:semiHidden="0" w:name="page number"/>
@@ -11389,7 +11375,7 @@
     <w:lsdException w:unhideWhenUsed="0" w:uiPriority="0" w:semiHidden="0" w:name="Body Text Indent 2"/>
     <w:lsdException w:unhideWhenUsed="0" w:uiPriority="0" w:semiHidden="0" w:name="Body Text Indent 3"/>
     <w:lsdException w:unhideWhenUsed="0" w:uiPriority="0" w:semiHidden="0" w:name="Block Text"/>
-    <w:lsdException w:uiPriority="99" w:semiHidden="0" w:name="Hyperlink"/>
+    <w:lsdException w:qFormat="1" w:uiPriority="99" w:semiHidden="0" w:name="Hyperlink"/>
     <w:lsdException w:unhideWhenUsed="0" w:uiPriority="0" w:semiHidden="0" w:name="FollowedHyperlink"/>
     <w:lsdException w:qFormat="1" w:unhideWhenUsed="0" w:uiPriority="0" w:semiHidden="0" w:name="Strong"/>
     <w:lsdException w:qFormat="1" w:unhideWhenUsed="0" w:uiPriority="0" w:semiHidden="0" w:name="Emphasis"/>
@@ -11699,6 +11685,7 @@
   <w:style w:type="character" w:styleId="12">
     <w:name w:val="Hyperlink"/>
     <w:unhideWhenUsed/>
+    <w:qFormat/>
     <w:uiPriority w:val="99"/>
     <w:rPr>
       <w:color w:val="0563C1"/>
@@ -11709,6 +11696,7 @@
     <w:name w:val="footnote reference"/>
     <w:semiHidden/>
     <w:unhideWhenUsed/>
+    <w:qFormat/>
     <w:uiPriority w:val="99"/>
     <w:rPr>
       <w:vertAlign w:val="superscript"/>
